--- a/documentation/documentation-licences-flexlm.docx
+++ b/documentation/documentation-licences-flexlm.docx
@@ -2999,16 +2999,7 @@
         <w:t xml:space="preserve">Statut</w:t>
       </w:r>
       <w:r>
-        <w:t xml:space="preserve"> de chaque démon. Un serveur peut être OK alors que le démon d'un éditeur est ARRÊTÉ : seul cet éditeur est touché. Dans les deux cas, prévenez </w:t>
-      </w:r>
-      <w:r>
-        <w:rPr>
-          <w:highlight w:val="yellow"/>
-        </w:rPr>
-        <w:t xml:space="preserve">[contact]</w:t>
-      </w:r>
-      <w:r>
-        <w:t xml:space="preserve">.</w:t>
+        <w:t xml:space="preserve"> de chaque démon. Un serveur peut être OK alors que le démon d'un éditeur est ARRÊTÉ : seul cet éditeur est touché. Dans les deux cas, prévenez Alexis Francesco (alexis.francesco@airbus.com).</w:t>
       </w:r>
     </w:p>
     <w:p>
@@ -9551,22 +9542,7 @@
                 <w:sz w:val="20"/>
                 <w:szCs w:val="20"/>
               </w:rPr>
-              <w:t xml:space="preserve">Vue globale : État ou Statut ARRÊTÉ. Prévenez </w:t>
-            </w:r>
-            <w:r>
-              <w:rPr>
-                <w:sz w:val="20"/>
-                <w:szCs w:val="20"/>
-                <w:highlight w:val="yellow"/>
-              </w:rPr>
-              <w:t xml:space="preserve">[contact]</w:t>
-            </w:r>
-            <w:r>
-              <w:rPr>
-                <w:sz w:val="20"/>
-                <w:szCs w:val="20"/>
-              </w:rPr>
-              <w:t xml:space="preserve">.</w:t>
+              <w:t xml:space="preserve">Vue globale : État ou Statut ARRÊTÉ. Prévenez Alexis Francesco (alexis.francesco@airbus.com).</w:t>
             </w:r>
           </w:p>
         </w:tc>
